--- a/dist/docx/overview.docx
+++ b/dist/docx/overview.docx
@@ -1913,7 +1913,11 @@
             </w:tr>
             <w:tr>
               <w:tc>
-                <w:p/>
+                <w:p>
+                  <w:r>
+                    <w:t>1</w:t>
+                  </w:r>
+                </w:p>
               </w:tc>
               <w:tc>
                 <w:p>
@@ -1932,7 +1936,11 @@
             </w:tr>
             <w:tr>
               <w:tc>
-                <w:p/>
+                <w:p>
+                  <w:r>
+                    <w:t>2</w:t>
+                  </w:r>
+                </w:p>
               </w:tc>
               <w:tc>
                 <w:p>
@@ -1974,7 +1982,11 @@
             </w:tr>
             <w:tr>
               <w:tc>
-                <w:p/>
+                <w:p>
+                  <w:r>
+                    <w:t>4</w:t>
+                  </w:r>
+                </w:p>
               </w:tc>
               <w:tc>
                 <w:p>
@@ -1984,7 +1996,7 @@
                 </w:p>
                 <w:p>
                   <w:r>
-                    <w:t>settles the HVCS payment by debiting the instructing agent's settlement account andcrediting the instructed agent's settlement account with the amount of the HVCS payment; and</w:t>
+                    <w:t>settles the HVCS payment by debiting the instructing agent's settlement account and crediting the instructed agent's settlement account with the amount of the HVCS payment; and</w:t>
                   </w:r>
                 </w:p>
                 <w:p>
@@ -3226,7 +3238,11 @@
             </w:tr>
             <w:tr>
               <w:tc>
-                <w:p/>
+                <w:p>
+                  <w:r>
+                    <w:t>1</w:t>
+                  </w:r>
+                </w:p>
               </w:tc>
               <w:tc>
                 <w:p>
@@ -3238,7 +3254,11 @@
             </w:tr>
             <w:tr>
               <w:tc>
-                <w:p/>
+                <w:p>
+                  <w:r>
+                    <w:t>2</w:t>
+                  </w:r>
+                </w:p>
               </w:tc>
               <w:tc>
                 <w:p>
@@ -3255,7 +3275,11 @@
             </w:tr>
             <w:tr>
               <w:tc>
-                <w:p/>
+                <w:p>
+                  <w:r>
+                    <w:t>3</w:t>
+                  </w:r>
+                </w:p>
               </w:tc>
               <w:tc>
                 <w:p>
@@ -3272,7 +3296,11 @@
             </w:tr>
             <w:tr>
               <w:tc>
-                <w:p/>
+                <w:p>
+                  <w:r>
+                    <w:t>4</w:t>
+                  </w:r>
+                </w:p>
               </w:tc>
               <w:tc>
                 <w:p>
@@ -3287,6 +3315,14 @@
         </w:tc>
       </w:tr>
     </w:tbl>
+    <w:p>
+      <w:pPr>
+        <w:pStyle w:val="Heading2"/>
+      </w:pPr>
+      <w:r>
+        <w:t>Customer credit transfer (non-SCP)</w:t>
+      </w:r>
+    </w:p>
     <w:tbl>
       <w:tblPr>
         <w:tblW w:type="dxa" w:w="9638"/>
@@ -3463,7 +3499,11 @@
             </w:tr>
             <w:tr>
               <w:tc>
-                <w:p/>
+                <w:p>
+                  <w:r>
+                    <w:t>1</w:t>
+                  </w:r>
+                </w:p>
               </w:tc>
               <w:tc>
                 <w:p>
@@ -3475,7 +3515,11 @@
             </w:tr>
             <w:tr>
               <w:tc>
-                <w:p/>
+                <w:p>
+                  <w:r>
+                    <w:t>2</w:t>
+                  </w:r>
+                </w:p>
               </w:tc>
               <w:tc>
                 <w:p>
@@ -3492,7 +3536,11 @@
             </w:tr>
             <w:tr>
               <w:tc>
-                <w:p/>
+                <w:p>
+                  <w:r>
+                    <w:t>3</w:t>
+                  </w:r>
+                </w:p>
               </w:tc>
               <w:tc>
                 <w:p>
@@ -3504,7 +3552,11 @@
             </w:tr>
             <w:tr>
               <w:tc>
-                <w:p/>
+                <w:p>
+                  <w:r>
+                    <w:t>4</w:t>
+                  </w:r>
+                </w:p>
               </w:tc>
               <w:tc>
                 <w:p>
@@ -3521,7 +3573,11 @@
             </w:tr>
             <w:tr>
               <w:tc>
-                <w:p/>
+                <w:p>
+                  <w:r>
+                    <w:t>5</w:t>
+                  </w:r>
+                </w:p>
               </w:tc>
               <w:tc>
                 <w:p>
@@ -3701,7 +3757,11 @@
       </w:tr>
       <w:tr>
         <w:tc>
-          <w:p/>
+          <w:p>
+            <w:r>
+              <w:t>1</w:t>
+            </w:r>
+          </w:p>
         </w:tc>
         <w:tc>
           <w:p>
@@ -3740,7 +3800,11 @@
       </w:tr>
       <w:tr>
         <w:tc>
-          <w:p/>
+          <w:p>
+            <w:r>
+              <w:t>2</w:t>
+            </w:r>
+          </w:p>
         </w:tc>
         <w:tc>
           <w:p>
@@ -3752,7 +3816,11 @@
       </w:tr>
       <w:tr>
         <w:tc>
-          <w:p/>
+          <w:p>
+            <w:r>
+              <w:t>3</w:t>
+            </w:r>
+          </w:p>
         </w:tc>
         <w:tc>
           <w:p>
@@ -3764,7 +3832,11 @@
       </w:tr>
       <w:tr>
         <w:tc>
-          <w:p/>
+          <w:p>
+            <w:r>
+              <w:t>4</w:t>
+            </w:r>
+          </w:p>
         </w:tc>
         <w:tc>
           <w:p>
@@ -3776,7 +3848,11 @@
       </w:tr>
       <w:tr>
         <w:tc>
-          <w:p/>
+          <w:p>
+            <w:r>
+              <w:t>5</w:t>
+            </w:r>
+          </w:p>
         </w:tc>
         <w:tc>
           <w:p>
@@ -3946,7 +4022,11 @@
       </w:tr>
       <w:tr>
         <w:tc>
-          <w:p/>
+          <w:p>
+            <w:r>
+              <w:t>1</w:t>
+            </w:r>
+          </w:p>
         </w:tc>
         <w:tc>
           <w:p>
@@ -3958,7 +4038,11 @@
       </w:tr>
       <w:tr>
         <w:tc>
-          <w:p/>
+          <w:p>
+            <w:r>
+              <w:t>2</w:t>
+            </w:r>
+          </w:p>
         </w:tc>
         <w:tc>
           <w:p>
@@ -3992,7 +4076,11 @@
       </w:tr>
       <w:tr>
         <w:tc>
-          <w:p/>
+          <w:p>
+            <w:r>
+              <w:t>3</w:t>
+            </w:r>
+          </w:p>
         </w:tc>
         <w:tc>
           <w:p>
@@ -4004,7 +4092,11 @@
       </w:tr>
       <w:tr>
         <w:tc>
-          <w:p/>
+          <w:p>
+            <w:r>
+              <w:t>4</w:t>
+            </w:r>
+          </w:p>
         </w:tc>
         <w:tc>
           <w:p>
@@ -4016,7 +4108,11 @@
       </w:tr>
       <w:tr>
         <w:tc>
-          <w:p/>
+          <w:p>
+            <w:r>
+              <w:t>5</w:t>
+            </w:r>
+          </w:p>
         </w:tc>
         <w:tc>
           <w:p>
@@ -4028,7 +4124,11 @@
       </w:tr>
       <w:tr>
         <w:tc>
-          <w:p/>
+          <w:p>
+            <w:r>
+              <w:t>6</w:t>
+            </w:r>
+          </w:p>
         </w:tc>
         <w:tc>
           <w:p>
@@ -4371,7 +4471,11 @@
       </w:tr>
       <w:tr>
         <w:tc>
-          <w:p/>
+          <w:p>
+            <w:r>
+              <w:t>1</w:t>
+            </w:r>
+          </w:p>
         </w:tc>
         <w:tc>
           <w:p>
@@ -4383,7 +4487,11 @@
       </w:tr>
       <w:tr>
         <w:tc>
-          <w:p/>
+          <w:p>
+            <w:r>
+              <w:t>2</w:t>
+            </w:r>
+          </w:p>
         </w:tc>
         <w:tc>
           <w:p>
@@ -4395,7 +4503,11 @@
       </w:tr>
       <w:tr>
         <w:tc>
-          <w:p/>
+          <w:p>
+            <w:r>
+              <w:t>3</w:t>
+            </w:r>
+          </w:p>
         </w:tc>
         <w:tc>
           <w:p>
@@ -4407,7 +4519,11 @@
       </w:tr>
       <w:tr>
         <w:tc>
-          <w:p/>
+          <w:p>
+            <w:r>
+              <w:t>4</w:t>
+            </w:r>
+          </w:p>
         </w:tc>
         <w:tc>
           <w:p>
@@ -4419,7 +4535,11 @@
       </w:tr>
       <w:tr>
         <w:tc>
-          <w:p/>
+          <w:p>
+            <w:r>
+              <w:t>5</w:t>
+            </w:r>
+          </w:p>
         </w:tc>
         <w:tc>
           <w:p>
@@ -4682,29 +4802,6 @@
               </w:numPr>
             </w:pPr>
             <w:r>
-              <w:t>UG2025</w:t>
-            </w:r>
-            <w:r>
-              <w:t xml:space="preserve"> </w:t>
-            </w:r>
-            <w:r>
-              <w:t>RK</w:t>
-            </w:r>
-            <w:r>
-              <w:t xml:space="preserve"> </w:t>
-            </w:r>
-            <w:r>
-              <w:t>Removed refereence to 'or SWIFT NetCopy'</w:t>
-            </w:r>
-          </w:p>
-          <w:p>
-            <w:pPr>
-              <w:numPr>
-                <w:ilvl w:val="0"/>
-                <w:numId w:val="200"/>
-              </w:numPr>
-            </w:pPr>
-            <w:r>
               <w:t>the service parameters for the SWIFT FINCopy service.</w:t>
             </w:r>
           </w:p>
@@ -5563,7 +5660,7 @@
               </w:numPr>
             </w:pPr>
             <w:r>
-              <w:t>is important to be familiar with the terminology used in MX messaging Technical Terms for a definition of the terms below.</w:t>
+              <w:t>It is important to be familiar with the terminology used in MX messaging Technical Terms for a definition of the terms below.</w:t>
             </w:r>
           </w:p>
         </w:tc>
@@ -5621,7 +5718,11 @@
       </w:tr>
       <w:tr>
         <w:tc>
-          <w:p/>
+          <w:p>
+            <w:r>
+              <w:t>1</w:t>
+            </w:r>
+          </w:p>
         </w:tc>
         <w:tc>
           <w:p>
@@ -5640,7 +5741,11 @@
       </w:tr>
       <w:tr>
         <w:tc>
-          <w:p/>
+          <w:p>
+            <w:r>
+              <w:t>2</w:t>
+            </w:r>
+          </w:p>
         </w:tc>
         <w:tc>
           <w:p>
@@ -5659,7 +5764,11 @@
       </w:tr>
       <w:tr>
         <w:tc>
-          <w:p/>
+          <w:p>
+            <w:r>
+              <w:t>3</w:t>
+            </w:r>
+          </w:p>
         </w:tc>
         <w:tc>
           <w:p>
@@ -5678,7 +5787,11 @@
       </w:tr>
       <w:tr>
         <w:tc>
-          <w:p/>
+          <w:p>
+            <w:r>
+              <w:t>4</w:t>
+            </w:r>
+          </w:p>
         </w:tc>
         <w:tc>
           <w:p>
@@ -5697,7 +5810,11 @@
       </w:tr>
       <w:tr>
         <w:tc>
-          <w:p/>
+          <w:p>
+            <w:r>
+              <w:t>5</w:t>
+            </w:r>
+          </w:p>
         </w:tc>
         <w:tc>
           <w:p>
@@ -5716,7 +5833,11 @@
       </w:tr>
       <w:tr>
         <w:tc>
-          <w:p/>
+          <w:p>
+            <w:r>
+              <w:t>6</w:t>
+            </w:r>
+          </w:p>
         </w:tc>
         <w:tc>
           <w:p>
@@ -5735,7 +5856,11 @@
       </w:tr>
       <w:tr>
         <w:tc>
-          <w:p/>
+          <w:p>
+            <w:r>
+              <w:t>7</w:t>
+            </w:r>
+          </w:p>
         </w:tc>
         <w:tc>
           <w:p>
@@ -5754,7 +5879,11 @@
       </w:tr>
       <w:tr>
         <w:tc>
-          <w:p/>
+          <w:p>
+            <w:r>
+              <w:t>8</w:t>
+            </w:r>
+          </w:p>
         </w:tc>
         <w:tc>
           <w:p>
@@ -5773,7 +5902,11 @@
       </w:tr>
       <w:tr>
         <w:tc>
-          <w:p/>
+          <w:p>
+            <w:r>
+              <w:t>9</w:t>
+            </w:r>
+          </w:p>
         </w:tc>
         <w:tc>
           <w:p>
@@ -5935,29 +6068,6 @@
             </w:pPr>
             <w:r>
               <w:t>Financial Markets Infrastructure Act 2021, which is likely to impose standards on HVCS (as a designated FMI) which could cover clearing and settlement requirements;</w:t>
-            </w:r>
-          </w:p>
-          <w:p>
-            <w:pPr>
-              <w:numPr>
-                <w:ilvl w:val="0"/>
-                <w:numId w:val="200"/>
-              </w:numPr>
-            </w:pPr>
-            <w:r>
-              <w:t>UG2025</w:t>
-            </w:r>
-            <w:r>
-              <w:t xml:space="preserve"> </w:t>
-            </w:r>
-            <w:r>
-              <w:t>MT</w:t>
-            </w:r>
-            <w:r>
-              <w:t xml:space="preserve"> </w:t>
-            </w:r>
-            <w:r>
-              <w:t>Added next two examples.</w:t>
             </w:r>
           </w:p>
           <w:p>

--- a/dist/docx/overview.docx
+++ b/dist/docx/overview.docx
@@ -522,1105 +522,6 @@
         </w:tc>
       </w:tr>
     </w:tbl>
-    <w:p>
-      <w:pPr>
-        <w:pStyle w:val="Heading2"/>
-      </w:pPr>
-      <w:r>
-        <w:t>Documentation map</w:t>
-      </w:r>
-    </w:p>
-    <w:tbl>
-      <w:tblPr>
-        <w:tblW w:type="pct" w:w="5000"/>
-        <w:jc w:val="left"/>
-        <w:tblBorders>
-          <w:top w:val="single" w:sz="4" w:color="000000"/>
-          <w:left w:val="single" w:sz="4" w:color="000000"/>
-          <w:bottom w:val="single" w:sz="4" w:color="000000"/>
-          <w:right w:val="single" w:sz="4" w:color="000000"/>
-          <w:insideH w:val="single" w:sz="4" w:color="000000"/>
-          <w:insideV w:val="single" w:sz="4" w:color="000000"/>
-        </w:tblBorders>
-      </w:tblPr>
-      <w:tblGrid>
-        <w:gridCol w:w="1000"/>
-        <w:gridCol w:w="1000"/>
-        <w:gridCol w:w="1000"/>
-        <w:gridCol w:w="1000"/>
-        <w:gridCol w:w="1000"/>
-        <w:gridCol w:w="1000"/>
-        <w:gridCol w:w="1000"/>
-      </w:tblGrid>
-      <w:tr>
-        <w:tc>
-          <w:p>
-            <w:r>
-              <w:rPr>
-                <w:b/>
-              </w:rPr>
-              <w:t>Rules</w:t>
-            </w:r>
-          </w:p>
-        </w:tc>
-        <w:tc>
-          <w:p>
-            <w:r>
-              <w:rPr>
-                <w:b/>
-              </w:rPr>
-              <w:t>A — HVCS Overview</w:t>
-            </w:r>
-          </w:p>
-        </w:tc>
-        <w:tc>
-          <w:p>
-            <w:r>
-              <w:rPr>
-                <w:b/>
-              </w:rPr>
-              <w:t>B — HVCS Common Procedures</w:t>
-            </w:r>
-          </w:p>
-        </w:tc>
-        <w:tc>
-          <w:p>
-            <w:r>
-              <w:rPr>
-                <w:b/>
-              </w:rPr>
-              <w:t>C — SCP Procedures</w:t>
-            </w:r>
-          </w:p>
-        </w:tc>
-        <w:tc>
-          <w:p>
-            <w:r>
-              <w:rPr>
-                <w:b/>
-              </w:rPr>
-              <w:t>D — MX Messaging Procedures</w:t>
-            </w:r>
-          </w:p>
-        </w:tc>
-        <w:tc>
-          <w:p>
-            <w:r>
-              <w:rPr>
-                <w:b/>
-              </w:rPr>
-              <w:t>E — MT Messaging Procedures</w:t>
-            </w:r>
-          </w:p>
-        </w:tc>
-        <w:tc>
-          <w:p>
-            <w:r>
-              <w:rPr>
-                <w:b/>
-              </w:rPr>
-              <w:t>F — Co-existence Procedures</w:t>
-            </w:r>
-          </w:p>
-        </w:tc>
-      </w:tr>
-      <w:tr>
-        <w:tc>
-          <w:p>
-            <w:pPr>
-              <w:numPr>
-                <w:ilvl w:val="0"/>
-                <w:numId w:val="200"/>
-              </w:numPr>
-            </w:pPr>
-            <w:r>
-              <w:t>Part 2 — Access and Participation</w:t>
-            </w:r>
-          </w:p>
-          <w:p>
-            <w:pPr>
-              <w:numPr>
-                <w:ilvl w:val="0"/>
-                <w:numId w:val="200"/>
-              </w:numPr>
-            </w:pPr>
-            <w:r>
-              <w:t>Part 9 — HVCS Clearing and Settlement</w:t>
-            </w:r>
-          </w:p>
-          <w:p>
-            <w:pPr>
-              <w:numPr>
-                <w:ilvl w:val="0"/>
-                <w:numId w:val="200"/>
-              </w:numPr>
-            </w:pPr>
-            <w:r>
-              <w:t>Part 10 — Operational Problems</w:t>
-            </w:r>
-          </w:p>
-          <w:p>
-            <w:pPr>
-              <w:numPr>
-                <w:ilvl w:val="0"/>
-                <w:numId w:val="200"/>
-              </w:numPr>
-            </w:pPr>
-            <w:r>
-              <w:t>Part 12 — Financial Problems</w:t>
-            </w:r>
-          </w:p>
-          <w:p>
-            <w:pPr>
-              <w:numPr>
-                <w:ilvl w:val="0"/>
-                <w:numId w:val="200"/>
-              </w:numPr>
-            </w:pPr>
-            <w:r>
-              <w:t>Part 19 — definitions</w:t>
-            </w:r>
-          </w:p>
-        </w:tc>
-        <w:tc>
-          <w:p>
-            <w:pPr>
-              <w:numPr>
-                <w:ilvl w:val="0"/>
-                <w:numId w:val="200"/>
-              </w:numPr>
-            </w:pPr>
-            <w:r>
-              <w:t>HVCS message types</w:t>
-            </w:r>
-          </w:p>
-          <w:p>
-            <w:pPr>
-              <w:numPr>
-                <w:ilvl w:val="1"/>
-                <w:numId w:val="200"/>
-              </w:numPr>
-            </w:pPr>
-            <w:r>
-              <w:t>Customer credit transfer messages</w:t>
-            </w:r>
-          </w:p>
-          <w:p>
-            <w:pPr>
-              <w:numPr>
-                <w:ilvl w:val="1"/>
-                <w:numId w:val="200"/>
-              </w:numPr>
-            </w:pPr>
-            <w:r>
-              <w:t>Financial institution credit transfer messages</w:t>
-            </w:r>
-          </w:p>
-          <w:p>
-            <w:pPr>
-              <w:numPr>
-                <w:ilvl w:val="1"/>
-                <w:numId w:val="200"/>
-              </w:numPr>
-            </w:pPr>
-            <w:r>
-              <w:t>Return messages</w:t>
-            </w:r>
-          </w:p>
-          <w:p>
-            <w:pPr>
-              <w:numPr>
-                <w:ilvl w:val="1"/>
-                <w:numId w:val="200"/>
-              </w:numPr>
-            </w:pPr>
-            <w:r>
-              <w:t>Exception and investigation messages</w:t>
-            </w:r>
-          </w:p>
-          <w:p>
-            <w:pPr>
-              <w:numPr>
-                <w:ilvl w:val="1"/>
-                <w:numId w:val="200"/>
-              </w:numPr>
-            </w:pPr>
-            <w:r>
-              <w:t>System messages</w:t>
-            </w:r>
-          </w:p>
-          <w:p>
-            <w:pPr>
-              <w:numPr>
-                <w:ilvl w:val="0"/>
-                <w:numId w:val="200"/>
-              </w:numPr>
-            </w:pPr>
-            <w:r>
-              <w:t>Message flows</w:t>
-            </w:r>
-          </w:p>
-          <w:p>
-            <w:pPr>
-              <w:numPr>
-                <w:ilvl w:val="0"/>
-                <w:numId w:val="200"/>
-              </w:numPr>
-            </w:pPr>
-            <w:r>
-              <w:t>Roles of organisations and systems</w:t>
-            </w:r>
-          </w:p>
-          <w:p>
-            <w:pPr>
-              <w:numPr>
-                <w:ilvl w:val="0"/>
-                <w:numId w:val="200"/>
-              </w:numPr>
-            </w:pPr>
-            <w:r>
-              <w:t>Regulating HVCS payments</w:t>
-            </w:r>
-          </w:p>
-          <w:p>
-            <w:pPr>
-              <w:numPr>
-                <w:ilvl w:val="1"/>
-                <w:numId w:val="200"/>
-              </w:numPr>
-            </w:pPr>
-            <w:r>
-              <w:t>Legislation, rules, standards, procedures, by-laws, codes and contracts</w:t>
-            </w:r>
-          </w:p>
-          <w:p>
-            <w:pPr>
-              <w:numPr>
-                <w:ilvl w:val="1"/>
-                <w:numId w:val="200"/>
-              </w:numPr>
-            </w:pPr>
-            <w:r>
-              <w:t>Technical terms</w:t>
-            </w:r>
-          </w:p>
-        </w:tc>
-        <w:tc>
-          <w:p>
-            <w:pPr>
-              <w:numPr>
-                <w:ilvl w:val="0"/>
-                <w:numId w:val="200"/>
-              </w:numPr>
-            </w:pPr>
-            <w:r>
-              <w:t>Normal HVCS processing</w:t>
-            </w:r>
-          </w:p>
-          <w:p>
-            <w:pPr>
-              <w:numPr>
-                <w:ilvl w:val="1"/>
-                <w:numId w:val="200"/>
-              </w:numPr>
-            </w:pPr>
-            <w:r>
-              <w:t>Form, content and delivery of payment instruction</w:t>
-            </w:r>
-          </w:p>
-          <w:p>
-            <w:pPr>
-              <w:numPr>
-                <w:ilvl w:val="1"/>
-                <w:numId w:val="200"/>
-              </w:numPr>
-            </w:pPr>
-            <w:r>
-              <w:t>HVCS operating times</w:t>
-            </w:r>
-          </w:p>
-          <w:p>
-            <w:pPr>
-              <w:numPr>
-                <w:ilvl w:val="1"/>
-                <w:numId w:val="200"/>
-              </w:numPr>
-            </w:pPr>
-            <w:r>
-              <w:t>Agency arrangement obligations</w:t>
-            </w:r>
-          </w:p>
-          <w:p>
-            <w:pPr>
-              <w:numPr>
-                <w:ilvl w:val="1"/>
-                <w:numId w:val="200"/>
-              </w:numPr>
-            </w:pPr>
-            <w:r>
-              <w:t>Validating HVCS payments</w:t>
-            </w:r>
-          </w:p>
-          <w:p>
-            <w:pPr>
-              <w:numPr>
-                <w:ilvl w:val="1"/>
-                <w:numId w:val="200"/>
-              </w:numPr>
-            </w:pPr>
-            <w:r>
-              <w:t>No revoking after settlement</w:t>
-            </w:r>
-          </w:p>
-          <w:p>
-            <w:pPr>
-              <w:numPr>
-                <w:ilvl w:val="1"/>
-                <w:numId w:val="200"/>
-              </w:numPr>
-            </w:pPr>
-            <w:r>
-              <w:t>Returning HVCS payment: timing, format and content</w:t>
-            </w:r>
-          </w:p>
-          <w:p>
-            <w:pPr>
-              <w:numPr>
-                <w:ilvl w:val="0"/>
-                <w:numId w:val="200"/>
-              </w:numPr>
-            </w:pPr>
-            <w:r>
-              <w:t>Errors and late processing</w:t>
-            </w:r>
-          </w:p>
-          <w:p>
-            <w:pPr>
-              <w:numPr>
-                <w:ilvl w:val="1"/>
-                <w:numId w:val="200"/>
-              </w:numPr>
-            </w:pPr>
-            <w:r>
-              <w:t>Error prevents processing</w:t>
-            </w:r>
-          </w:p>
-          <w:p>
-            <w:pPr>
-              <w:numPr>
-                <w:ilvl w:val="1"/>
-                <w:numId w:val="200"/>
-              </w:numPr>
-            </w:pPr>
-            <w:r>
-              <w:t>Instructed agent credits wrong account</w:t>
-            </w:r>
-          </w:p>
-          <w:p>
-            <w:pPr>
-              <w:numPr>
-                <w:ilvl w:val="1"/>
-                <w:numId w:val="200"/>
-              </w:numPr>
-            </w:pPr>
-            <w:r>
-              <w:t>Co-operate to resolve processing errors</w:t>
-            </w:r>
-          </w:p>
-          <w:p>
-            <w:pPr>
-              <w:numPr>
-                <w:ilvl w:val="1"/>
-                <w:numId w:val="200"/>
-              </w:numPr>
-            </w:pPr>
-            <w:r>
-              <w:t>Request and response formats</w:t>
-            </w:r>
-          </w:p>
-          <w:p>
-            <w:pPr>
-              <w:numPr>
-                <w:ilvl w:val="1"/>
-                <w:numId w:val="200"/>
-              </w:numPr>
-            </w:pPr>
-            <w:r>
-              <w:t>When HVCS payments settle</w:t>
-            </w:r>
-          </w:p>
-          <w:p>
-            <w:pPr>
-              <w:numPr>
-                <w:ilvl w:val="1"/>
-                <w:numId w:val="200"/>
-              </w:numPr>
-            </w:pPr>
-            <w:r>
-              <w:t>Sending customer HVCS instructions after 16:45</w:t>
-            </w:r>
-          </w:p>
-        </w:tc>
-        <w:tc>
-          <w:p>
-            <w:pPr>
-              <w:numPr>
-                <w:ilvl w:val="0"/>
-                <w:numId w:val="200"/>
-              </w:numPr>
-            </w:pPr>
-            <w:r>
-              <w:t>Inter-bank SCPs</w:t>
-            </w:r>
-          </w:p>
-          <w:p>
-            <w:pPr>
-              <w:numPr>
-                <w:ilvl w:val="1"/>
-                <w:numId w:val="200"/>
-              </w:numPr>
-            </w:pPr>
-            <w:r>
-              <w:t>SCP processing</w:t>
-            </w:r>
-          </w:p>
-          <w:p>
-            <w:pPr>
-              <w:numPr>
-                <w:ilvl w:val="1"/>
-                <w:numId w:val="200"/>
-              </w:numPr>
-            </w:pPr>
-            <w:r>
-              <w:t>Customer notifications</w:t>
-            </w:r>
-          </w:p>
-          <w:p>
-            <w:pPr>
-              <w:numPr>
-                <w:ilvl w:val="0"/>
-                <w:numId w:val="200"/>
-              </w:numPr>
-            </w:pPr>
-            <w:r>
-              <w:t>On-us SCPs</w:t>
-            </w:r>
-          </w:p>
-          <w:p>
-            <w:pPr>
-              <w:numPr>
-                <w:ilvl w:val="1"/>
-                <w:numId w:val="200"/>
-              </w:numPr>
-            </w:pPr>
-            <w:r>
-              <w:t>SCP processing</w:t>
-            </w:r>
-          </w:p>
-          <w:p>
-            <w:pPr>
-              <w:numPr>
-                <w:ilvl w:val="1"/>
-                <w:numId w:val="200"/>
-              </w:numPr>
-            </w:pPr>
-            <w:r>
-              <w:t>Customer notifications</w:t>
-            </w:r>
-          </w:p>
-          <w:p>
-            <w:pPr>
-              <w:numPr>
-                <w:ilvl w:val="0"/>
-                <w:numId w:val="200"/>
-              </w:numPr>
-            </w:pPr>
-            <w:r>
-              <w:t>Customer Terms and Conditions</w:t>
-            </w:r>
-          </w:p>
-        </w:tc>
-        <w:tc>
-          <w:p>
-            <w:pPr>
-              <w:numPr>
-                <w:ilvl w:val="0"/>
-                <w:numId w:val="200"/>
-              </w:numPr>
-            </w:pPr>
-            <w:r>
-              <w:t>Introduction to ISO 20022 and SWIFT resources</w:t>
-            </w:r>
-          </w:p>
-          <w:p>
-            <w:pPr>
-              <w:numPr>
-                <w:ilvl w:val="1"/>
-                <w:numId w:val="200"/>
-              </w:numPr>
-            </w:pPr>
-            <w:r>
-              <w:t>MyStandards, MX Message Specifications and Usage Guidelines</w:t>
-            </w:r>
-          </w:p>
-          <w:p>
-            <w:pPr>
-              <w:numPr>
-                <w:ilvl w:val="1"/>
-                <w:numId w:val="200"/>
-              </w:numPr>
-            </w:pPr>
-            <w:r>
-              <w:t>Readiness Portal</w:t>
-            </w:r>
-          </w:p>
-          <w:p>
-            <w:pPr>
-              <w:numPr>
-                <w:ilvl w:val="1"/>
-                <w:numId w:val="200"/>
-              </w:numPr>
-            </w:pPr>
-            <w:r>
-              <w:t>Transaction Manager</w:t>
-            </w:r>
-          </w:p>
-          <w:p>
-            <w:pPr>
-              <w:numPr>
-                <w:ilvl w:val="1"/>
-                <w:numId w:val="200"/>
-              </w:numPr>
-            </w:pPr>
-            <w:r>
-              <w:t>Associated documents</w:t>
-            </w:r>
-          </w:p>
-          <w:p>
-            <w:pPr>
-              <w:numPr>
-                <w:ilvl w:val="0"/>
-                <w:numId w:val="200"/>
-              </w:numPr>
-            </w:pPr>
-            <w:r>
-              <w:t>MX Specifications</w:t>
-            </w:r>
-          </w:p>
-          <w:p>
-            <w:pPr>
-              <w:numPr>
-                <w:ilvl w:val="1"/>
-                <w:numId w:val="200"/>
-              </w:numPr>
-            </w:pPr>
-            <w:r>
-              <w:t>MX message requirements</w:t>
-            </w:r>
-          </w:p>
-          <w:p>
-            <w:pPr>
-              <w:numPr>
-                <w:ilvl w:val="1"/>
-                <w:numId w:val="200"/>
-              </w:numPr>
-            </w:pPr>
-            <w:r>
-              <w:t>Validation</w:t>
-            </w:r>
-          </w:p>
-          <w:p>
-            <w:pPr>
-              <w:numPr>
-                <w:ilvl w:val="1"/>
-                <w:numId w:val="200"/>
-              </w:numPr>
-            </w:pPr>
-            <w:r>
-              <w:t>charges</w:t>
-            </w:r>
-          </w:p>
-          <w:p>
-            <w:pPr>
-              <w:numPr>
-                <w:ilvl w:val="0"/>
-                <w:numId w:val="200"/>
-              </w:numPr>
-            </w:pPr>
-            <w:r>
-              <w:t>ISO 20022 key concepts</w:t>
-            </w:r>
-          </w:p>
-          <w:p>
-            <w:pPr>
-              <w:numPr>
-                <w:ilvl w:val="1"/>
-                <w:numId w:val="200"/>
-              </w:numPr>
-            </w:pPr>
-            <w:r>
-              <w:t>H/L timeline</w:t>
-            </w:r>
-          </w:p>
-          <w:p>
-            <w:pPr>
-              <w:numPr>
-                <w:ilvl w:val="1"/>
-                <w:numId w:val="200"/>
-              </w:numPr>
-            </w:pPr>
-            <w:r>
-              <w:t>Message scope</w:t>
-            </w:r>
-          </w:p>
-          <w:p>
-            <w:pPr>
-              <w:numPr>
-                <w:ilvl w:val="1"/>
-                <w:numId w:val="200"/>
-              </w:numPr>
-            </w:pPr>
-            <w:r>
-              <w:t>Message structure</w:t>
-            </w:r>
-          </w:p>
-          <w:p>
-            <w:pPr>
-              <w:numPr>
-                <w:ilvl w:val="1"/>
-                <w:numId w:val="200"/>
-              </w:numPr>
-            </w:pPr>
-            <w:r>
-              <w:t>Alignment with CBPR+ and HVPS+</w:t>
-            </w:r>
-          </w:p>
-          <w:p>
-            <w:pPr>
-              <w:numPr>
-                <w:ilvl w:val="1"/>
-                <w:numId w:val="200"/>
-              </w:numPr>
-            </w:pPr>
-            <w:r>
-              <w:t>Agents in a payment</w:t>
-            </w:r>
-          </w:p>
-          <w:p>
-            <w:pPr>
-              <w:numPr>
-                <w:ilvl w:val="1"/>
-                <w:numId w:val="200"/>
-              </w:numPr>
-            </w:pPr>
-            <w:r>
-              <w:t>Message flows</w:t>
-            </w:r>
-          </w:p>
-          <w:p>
-            <w:pPr>
-              <w:numPr>
-                <w:ilvl w:val="1"/>
-                <w:numId w:val="200"/>
-              </w:numPr>
-            </w:pPr>
-            <w:r>
-              <w:t>Message usage guidelines</w:t>
-            </w:r>
-          </w:p>
-          <w:p>
-            <w:pPr>
-              <w:numPr>
-                <w:ilvl w:val="1"/>
-                <w:numId w:val="200"/>
-              </w:numPr>
-            </w:pPr>
-            <w:r>
-              <w:t>Character sets</w:t>
-            </w:r>
-          </w:p>
-          <w:p>
-            <w:pPr>
-              <w:numPr>
-                <w:ilvl w:val="1"/>
-                <w:numId w:val="200"/>
-              </w:numPr>
-            </w:pPr>
-            <w:r>
-              <w:t>Structured data</w:t>
-            </w:r>
-          </w:p>
-          <w:p>
-            <w:pPr>
-              <w:numPr>
-                <w:ilvl w:val="1"/>
-                <w:numId w:val="200"/>
-              </w:numPr>
-            </w:pPr>
-            <w:r>
-              <w:t>Remittance information</w:t>
-            </w:r>
-          </w:p>
-          <w:p>
-            <w:pPr>
-              <w:numPr>
-                <w:ilvl w:val="1"/>
-                <w:numId w:val="200"/>
-              </w:numPr>
-            </w:pPr>
-            <w:r>
-              <w:t>Structured address line formatting and name</w:t>
-            </w:r>
-          </w:p>
-          <w:p>
-            <w:pPr>
-              <w:numPr>
-                <w:ilvl w:val="1"/>
-                <w:numId w:val="200"/>
-              </w:numPr>
-            </w:pPr>
-            <w:r>
-              <w:t>LEIs</w:t>
-            </w:r>
-          </w:p>
-          <w:p>
-            <w:pPr>
-              <w:numPr>
-                <w:ilvl w:val="0"/>
-                <w:numId w:val="200"/>
-              </w:numPr>
-            </w:pPr>
-            <w:r>
-              <w:t>Interact header</w:t>
-            </w:r>
-          </w:p>
-          <w:p>
-            <w:pPr>
-              <w:numPr>
-                <w:ilvl w:val="0"/>
-                <w:numId w:val="200"/>
-              </w:numPr>
-            </w:pPr>
-            <w:r>
-              <w:t>Business Application Header</w:t>
-            </w:r>
-          </w:p>
-          <w:p>
-            <w:pPr>
-              <w:numPr>
-                <w:ilvl w:val="0"/>
-                <w:numId w:val="200"/>
-              </w:numPr>
-            </w:pPr>
-            <w:r>
-              <w:t>Payments messages</w:t>
-            </w:r>
-          </w:p>
-          <w:p>
-            <w:pPr>
-              <w:numPr>
-                <w:ilvl w:val="0"/>
-                <w:numId w:val="200"/>
-              </w:numPr>
-            </w:pPr>
-            <w:r>
-              <w:t>Exception and investigation messages and system messages</w:t>
-            </w:r>
-          </w:p>
-          <w:p>
-            <w:pPr>
-              <w:numPr>
-                <w:ilvl w:val="0"/>
-                <w:numId w:val="200"/>
-              </w:numPr>
-            </w:pPr>
-            <w:r>
-              <w:t>ESAS setup</w:t>
-            </w:r>
-          </w:p>
-          <w:p>
-            <w:pPr>
-              <w:numPr>
-                <w:ilvl w:val="0"/>
-                <w:numId w:val="200"/>
-              </w:numPr>
-            </w:pPr>
-            <w:r>
-              <w:t>Partial Y Copy</w:t>
-            </w:r>
-          </w:p>
-          <w:p>
-            <w:pPr>
-              <w:numPr>
-                <w:ilvl w:val="1"/>
-                <w:numId w:val="200"/>
-              </w:numPr>
-            </w:pPr>
-            <w:r>
-              <w:t>Third party information</w:t>
-            </w:r>
-          </w:p>
-          <w:p>
-            <w:pPr>
-              <w:numPr>
-                <w:ilvl w:val="1"/>
-                <w:numId w:val="200"/>
-              </w:numPr>
-            </w:pPr>
-            <w:r>
-              <w:t>Message validation</w:t>
-            </w:r>
-          </w:p>
-          <w:p>
-            <w:pPr>
-              <w:numPr>
-                <w:ilvl w:val="1"/>
-                <w:numId w:val="200"/>
-              </w:numPr>
-            </w:pPr>
-            <w:r>
-              <w:t>Conditional release</w:t>
-            </w:r>
-          </w:p>
-          <w:p>
-            <w:pPr>
-              <w:numPr>
-                <w:ilvl w:val="1"/>
-                <w:numId w:val="200"/>
-              </w:numPr>
-            </w:pPr>
-            <w:r>
-              <w:t>Agency arrangements</w:t>
-            </w:r>
-          </w:p>
-          <w:p>
-            <w:pPr>
-              <w:numPr>
-                <w:ilvl w:val="0"/>
-                <w:numId w:val="200"/>
-              </w:numPr>
-            </w:pPr>
-            <w:r>
-              <w:t>Sanctions screening</w:t>
-            </w:r>
-          </w:p>
-        </w:tc>
-        <w:tc>
-          <w:p>
-            <w:pPr>
-              <w:numPr>
-                <w:ilvl w:val="0"/>
-                <w:numId w:val="200"/>
-              </w:numPr>
-            </w:pPr>
-            <w:r>
-              <w:t>MT messages in scope</w:t>
-            </w:r>
-          </w:p>
-          <w:p>
-            <w:pPr>
-              <w:numPr>
-                <w:ilvl w:val="0"/>
-                <w:numId w:val="200"/>
-              </w:numPr>
-            </w:pPr>
-            <w:r>
-              <w:t>SWIFT message header details</w:t>
-            </w:r>
-          </w:p>
-          <w:p>
-            <w:pPr>
-              <w:numPr>
-                <w:ilvl w:val="0"/>
-                <w:numId w:val="200"/>
-              </w:numPr>
-            </w:pPr>
-            <w:r>
-              <w:t>Customer credit transfer (SCP)</w:t>
-            </w:r>
-          </w:p>
-          <w:p>
-            <w:pPr>
-              <w:numPr>
-                <w:ilvl w:val="0"/>
-                <w:numId w:val="200"/>
-              </w:numPr>
-            </w:pPr>
-            <w:r>
-              <w:t>Customer credit transfer (cross border redirection)</w:t>
-            </w:r>
-          </w:p>
-          <w:p>
-            <w:pPr>
-              <w:numPr>
-                <w:ilvl w:val="0"/>
-                <w:numId w:val="200"/>
-              </w:numPr>
-            </w:pPr>
-            <w:r>
-              <w:t>Formats for financial institution transfers</w:t>
-            </w:r>
-          </w:p>
-          <w:p>
-            <w:pPr>
-              <w:numPr>
-                <w:ilvl w:val="0"/>
-                <w:numId w:val="200"/>
-              </w:numPr>
-            </w:pPr>
-            <w:r>
-              <w:t>FINCopy system messages advising transaction status</w:t>
-            </w:r>
-          </w:p>
-        </w:tc>
-        <w:tc>
-          <w:p>
-            <w:pPr>
-              <w:numPr>
-                <w:ilvl w:val="0"/>
-                <w:numId w:val="200"/>
-              </w:numPr>
-            </w:pPr>
-            <w:r>
-              <w:t>The Journey from MT to MX</w:t>
-            </w:r>
-          </w:p>
-          <w:p>
-            <w:pPr>
-              <w:numPr>
-                <w:ilvl w:val="1"/>
-                <w:numId w:val="200"/>
-              </w:numPr>
-            </w:pPr>
-            <w:r>
-              <w:t>H/L timeline</w:t>
-            </w:r>
-          </w:p>
-          <w:p>
-            <w:pPr>
-              <w:numPr>
-                <w:ilvl w:val="1"/>
-                <w:numId w:val="200"/>
-              </w:numPr>
-            </w:pPr>
-            <w:r>
-              <w:t>ISO 20022 go-live</w:t>
-            </w:r>
-          </w:p>
-          <w:p>
-            <w:pPr>
-              <w:numPr>
-                <w:ilvl w:val="1"/>
-                <w:numId w:val="200"/>
-              </w:numPr>
-            </w:pPr>
-            <w:r>
-              <w:t>Messages in scope</w:t>
-            </w:r>
-          </w:p>
-          <w:p>
-            <w:pPr>
-              <w:numPr>
-                <w:ilvl w:val="0"/>
-                <w:numId w:val="200"/>
-              </w:numPr>
-            </w:pPr>
-            <w:r>
-              <w:t>Dual CUGs</w:t>
-            </w:r>
-          </w:p>
-          <w:p>
-            <w:pPr>
-              <w:numPr>
-                <w:ilvl w:val="1"/>
-                <w:numId w:val="200"/>
-              </w:numPr>
-            </w:pPr>
-            <w:r>
-              <w:t>CUGs during co-existence</w:t>
-            </w:r>
-          </w:p>
-          <w:p>
-            <w:pPr>
-              <w:numPr>
-                <w:ilvl w:val="1"/>
-                <w:numId w:val="200"/>
-              </w:numPr>
-            </w:pPr>
-            <w:r>
-              <w:t>BIC use for each CUG</w:t>
-            </w:r>
-          </w:p>
-          <w:p>
-            <w:pPr>
-              <w:numPr>
-                <w:ilvl w:val="0"/>
-                <w:numId w:val="200"/>
-              </w:numPr>
-            </w:pPr>
-            <w:r>
-              <w:t>Structured data</w:t>
-            </w:r>
-          </w:p>
-          <w:p>
-            <w:pPr>
-              <w:numPr>
-                <w:ilvl w:val="0"/>
-                <w:numId w:val="200"/>
-              </w:numPr>
-            </w:pPr>
-            <w:r>
-              <w:t>Forwarding data</w:t>
-            </w:r>
-          </w:p>
-          <w:p>
-            <w:pPr>
-              <w:numPr>
-                <w:ilvl w:val="1"/>
-                <w:numId w:val="200"/>
-              </w:numPr>
-            </w:pPr>
-            <w:r>
-              <w:t>Data truncation</w:t>
-            </w:r>
-          </w:p>
-          <w:p>
-            <w:pPr>
-              <w:numPr>
-                <w:ilvl w:val="0"/>
-                <w:numId w:val="200"/>
-              </w:numPr>
-            </w:pPr>
-            <w:r>
-              <w:t>Mixed MT and MX message flows</w:t>
-            </w:r>
-          </w:p>
-          <w:p>
-            <w:pPr>
-              <w:numPr>
-                <w:ilvl w:val="1"/>
-                <w:numId w:val="200"/>
-              </w:numPr>
-            </w:pPr>
-            <w:r>
-              <w:t>Transaction Manager</w:t>
-            </w:r>
-          </w:p>
-          <w:p>
-            <w:pPr>
-              <w:numPr>
-                <w:ilvl w:val="0"/>
-                <w:numId w:val="200"/>
-              </w:numPr>
-            </w:pPr>
-            <w:r>
-              <w:t>Testing requirements</w:t>
-            </w:r>
-          </w:p>
-        </w:tc>
-      </w:tr>
-    </w:tbl>
-    <w:p/>
     <w:p>
       <w:pPr>
         <w:pStyle w:val="Heading1"/>
@@ -3699,7 +2600,7 @@
               </w:numPr>
             </w:pPr>
             <w:r>
-              <w:t>A participant may send an FI credit transfer message to pay the creditor who is also a financial institution.</w:t>
+              <w:t>A participant-May-send an FI credit transfer message to pay the creditor who is also a financial institution.</w:t>
             </w:r>
           </w:p>
           <w:p>
@@ -4391,18 +3292,18 @@
               </w:numPr>
             </w:pPr>
             <w:r>
-              <w:t>Exception and investigation messages may result in a return message being sent by an agent to the previous agent in the payment chain to return a payment previously settled.</w:t>
-            </w:r>
-          </w:p>
-          <w:p>
-            <w:pPr>
-              <w:numPr>
-                <w:ilvl w:val="1"/>
-                <w:numId w:val="100"/>
-              </w:numPr>
-            </w:pPr>
-            <w:r>
-              <w:t>Return messages may be the consequence of a payment message cancellation requested by the debtor agent or one of the intermediary agents of the HVCS payment or sent by a creditor agent or instructed agent due to a failure to process the payment message.</w:t>
+              <w:t>Exception and investigation messages-May-result in a return message being sent by an agent to the previous agent in the payment chain to return a payment previously settled.</w:t>
+            </w:r>
+          </w:p>
+          <w:p>
+            <w:pPr>
+              <w:numPr>
+                <w:ilvl w:val="1"/>
+                <w:numId w:val="100"/>
+              </w:numPr>
+            </w:pPr>
+            <w:r>
+              <w:t>Return messages-May-be the consequence of a payment message cancellation requested by the debtor agent or one of the intermediary agents of the HVCS payment or sent by a creditor agent or instructed agent due to a failure to process the payment message.</w:t>
             </w:r>
           </w:p>
           <w:p>
@@ -5964,7 +4865,7 @@
         <w:tc>
           <w:p>
             <w:r>
-              <w:t>The following table lists some of the legislation, rules, standards, procedures, by-laws, codes and contracts that may apply to clearing and settlement of an HVCS instruction.</w:t>
+              <w:t>The following table lists some of the legislation, rules, standards, procedures, by-laws, codes and contracts that-May-apply to clearing and settlement of an HVCS instruction.</w:t>
             </w:r>
           </w:p>
         </w:tc>
@@ -6223,7 +5124,7 @@
           </w:p>
           <w:p>
             <w:r>
-              <w:t>For AVP MX CUG service parameters, please refer to the RBNZ Confluence website, here.</w:t>
+              <w:t>For AVP MX CUG service parameters, please reach out to the RBNZ for further informtion.</w:t>
             </w:r>
           </w:p>
         </w:tc>
@@ -7490,21 +6391,21 @@
         <w:tc>
           <w:p>
             <w:r>
-              <w:t>Board resolution: 19 February 2013</w:t>
-            </w:r>
-          </w:p>
-        </w:tc>
-        <w:tc>
-          <w:p>
-            <w:r>
-              <w:t>25 Feb 13</w:t>
-            </w:r>
-          </w:p>
-        </w:tc>
-        <w:tc>
-          <w:p>
-            <w:r>
-              <w:t>20 May 13</w:t>
+              <w:t>Board resolution: 19-Feb-2013</w:t>
+            </w:r>
+          </w:p>
+        </w:tc>
+        <w:tc>
+          <w:p>
+            <w:r>
+              <w:t>25-Feb-2013</w:t>
+            </w:r>
+          </w:p>
+        </w:tc>
+        <w:tc>
+          <w:p>
+            <w:r>
+              <w:t>20-May-2013</w:t>
             </w:r>
           </w:p>
         </w:tc>
@@ -7527,21 +6428,21 @@
         <w:tc>
           <w:p>
             <w:r>
-              <w:t>Chief executive amendment: 14 May 2013</w:t>
-            </w:r>
-          </w:p>
-        </w:tc>
-        <w:tc>
-          <w:p>
-            <w:r>
-              <w:t>14 May 13</w:t>
-            </w:r>
-          </w:p>
-        </w:tc>
-        <w:tc>
-          <w:p>
-            <w:r>
-              <w:t>10 Jul 13</w:t>
+              <w:t>Chief executive amendment: 14-May-2013</w:t>
+            </w:r>
+          </w:p>
+        </w:tc>
+        <w:tc>
+          <w:p>
+            <w:r>
+              <w:t>14-May-2013</w:t>
+            </w:r>
+          </w:p>
+        </w:tc>
+        <w:tc>
+          <w:p>
+            <w:r>
+              <w:t>10-Jul-2013</w:t>
             </w:r>
           </w:p>
         </w:tc>
@@ -7564,21 +6465,21 @@
         <w:tc>
           <w:p>
             <w:r>
-              <w:t>Chief executive amendment: 13 March 2014</w:t>
-            </w:r>
-          </w:p>
-        </w:tc>
-        <w:tc>
-          <w:p>
-            <w:r>
-              <w:t>13 Mar 2014</w:t>
-            </w:r>
-          </w:p>
-        </w:tc>
-        <w:tc>
-          <w:p>
-            <w:r>
-              <w:t>14 May 2014</w:t>
+              <w:t>Chief executive amendment: 13-Mar-2014</w:t>
+            </w:r>
+          </w:p>
+        </w:tc>
+        <w:tc>
+          <w:p>
+            <w:r>
+              <w:t>13-Mar-2014</w:t>
+            </w:r>
+          </w:p>
+        </w:tc>
+        <w:tc>
+          <w:p>
+            <w:r>
+              <w:t>14-May-2014</w:t>
             </w:r>
           </w:p>
         </w:tc>
@@ -7601,21 +6502,21 @@
         <w:tc>
           <w:p>
             <w:r>
-              <w:t>Board resolution: 2-Dec-14</w:t>
-            </w:r>
-          </w:p>
-        </w:tc>
-        <w:tc>
-          <w:p>
-            <w:r>
-              <w:t>8 Dec 2014</w:t>
-            </w:r>
-          </w:p>
-        </w:tc>
-        <w:tc>
-          <w:p>
-            <w:r>
-              <w:t>16 Feb 2015</w:t>
+              <w:t>Board resolution: 02-Dec-2014</w:t>
+            </w:r>
+          </w:p>
+        </w:tc>
+        <w:tc>
+          <w:p>
+            <w:r>
+              <w:t>08-Dec-2014</w:t>
+            </w:r>
+          </w:p>
+        </w:tc>
+        <w:tc>
+          <w:p>
+            <w:r>
+              <w:t>16-Feb-2015</w:t>
             </w:r>
           </w:p>
         </w:tc>
@@ -7648,21 +6549,21 @@
           </w:p>
           <w:p>
             <w:r>
-              <w:t>Chief executive amendment: 21 December 2015</w:t>
-            </w:r>
-          </w:p>
-        </w:tc>
-        <w:tc>
-          <w:p>
-            <w:r>
-              <w:t>21 Dec 2015</w:t>
-            </w:r>
-          </w:p>
-        </w:tc>
-        <w:tc>
-          <w:p>
-            <w:r>
-              <w:t>29 Feb 2016</w:t>
+              <w:t>Chief executive amendment: 21-Dec-2015</w:t>
+            </w:r>
+          </w:p>
+        </w:tc>
+        <w:tc>
+          <w:p>
+            <w:r>
+              <w:t>21-Dec-2015</w:t>
+            </w:r>
+          </w:p>
+        </w:tc>
+        <w:tc>
+          <w:p>
+            <w:r>
+              <w:t>29-Feb-2016</w:t>
             </w:r>
           </w:p>
         </w:tc>
@@ -7690,26 +6591,26 @@
         <w:tc>
           <w:p>
             <w:r>
-              <w:t>CE amendment 17 November 2016</w:t>
-            </w:r>
-          </w:p>
-          <w:p>
-            <w:r>
-              <w:t>MC amendment 17 November 2016</w:t>
-            </w:r>
-          </w:p>
-        </w:tc>
-        <w:tc>
-          <w:p>
-            <w:r>
-              <w:t>17 Nov 2016</w:t>
-            </w:r>
-          </w:p>
-        </w:tc>
-        <w:tc>
-          <w:p>
-            <w:r>
-              <w:t>31 Jan 2017</w:t>
+              <w:t>CE amendment 17-Nov-2016</w:t>
+            </w:r>
+          </w:p>
+          <w:p>
+            <w:r>
+              <w:t>MC amendment 17-Nov-2016</w:t>
+            </w:r>
+          </w:p>
+        </w:tc>
+        <w:tc>
+          <w:p>
+            <w:r>
+              <w:t>17-Nov-2016</w:t>
+            </w:r>
+          </w:p>
+        </w:tc>
+        <w:tc>
+          <w:p>
+            <w:r>
+              <w:t>31-Jan-2017</w:t>
             </w:r>
           </w:p>
         </w:tc>
@@ -7739,14 +6640,14 @@
         <w:tc>
           <w:p>
             <w:r>
-              <w:t>19 Dec 2016</w:t>
-            </w:r>
-          </w:p>
-        </w:tc>
-        <w:tc>
-          <w:p>
-            <w:r>
-              <w:t>27 Feb 2017</w:t>
+              <w:t>19-Dec-2016</w:t>
+            </w:r>
+          </w:p>
+        </w:tc>
+        <w:tc>
+          <w:p>
+            <w:r>
+              <w:t>27-Feb-2017</w:t>
             </w:r>
           </w:p>
         </w:tc>
@@ -7776,14 +6677,14 @@
         <w:tc>
           <w:p>
             <w:r>
-              <w:t>10 May 2017</w:t>
-            </w:r>
-          </w:p>
-        </w:tc>
-        <w:tc>
-          <w:p>
-            <w:r>
-              <w:t>10 Jul 2017</w:t>
+              <w:t>10-May-2017</w:t>
+            </w:r>
+          </w:p>
+        </w:tc>
+        <w:tc>
+          <w:p>
+            <w:r>
+              <w:t>10-Jul-2017</w:t>
             </w:r>
           </w:p>
         </w:tc>
@@ -7813,14 +6714,14 @@
         <w:tc>
           <w:p>
             <w:r>
-              <w:t>19 Jul 2017</w:t>
-            </w:r>
-          </w:p>
-        </w:tc>
-        <w:tc>
-          <w:p>
-            <w:r>
-              <w:t>25 Sep 2017</w:t>
+              <w:t>19-Jul-2017</w:t>
+            </w:r>
+          </w:p>
+        </w:tc>
+        <w:tc>
+          <w:p>
+            <w:r>
+              <w:t>25-Sep-2017</w:t>
             </w:r>
           </w:p>
         </w:tc>
@@ -7850,14 +6751,14 @@
         <w:tc>
           <w:p>
             <w:r>
-              <w:t>5 Mar 2018</w:t>
-            </w:r>
-          </w:p>
-        </w:tc>
-        <w:tc>
-          <w:p>
-            <w:r>
-              <w:t>14 May 2018</w:t>
+              <w:t>05-Mar-2018</w:t>
+            </w:r>
+          </w:p>
+        </w:tc>
+        <w:tc>
+          <w:p>
+            <w:r>
+              <w:t>14-May-2018</w:t>
             </w:r>
           </w:p>
         </w:tc>
@@ -7880,26 +6781,26 @@
         <w:tc>
           <w:p>
             <w:r>
-              <w:t>Management committee resolution: 6 June 2018</w:t>
-            </w:r>
-          </w:p>
-          <w:p>
-            <w:r>
-              <w:t>Chief executive amendment: 6 Jun 2018</w:t>
-            </w:r>
-          </w:p>
-        </w:tc>
-        <w:tc>
-          <w:p>
-            <w:r>
-              <w:t>6 Jun 2018</w:t>
-            </w:r>
-          </w:p>
-        </w:tc>
-        <w:tc>
-          <w:p>
-            <w:r>
-              <w:t>13 Aug 2018</w:t>
+              <w:t>Management committee resolution: 06-Jun-2018</w:t>
+            </w:r>
+          </w:p>
+          <w:p>
+            <w:r>
+              <w:t>Chief executive amendment: 06-Jun-2018</w:t>
+            </w:r>
+          </w:p>
+        </w:tc>
+        <w:tc>
+          <w:p>
+            <w:r>
+              <w:t>06-Jun-2018</w:t>
+            </w:r>
+          </w:p>
+        </w:tc>
+        <w:tc>
+          <w:p>
+            <w:r>
+              <w:t>13-Aug-2018</w:t>
             </w:r>
           </w:p>
         </w:tc>
@@ -7922,21 +6823,21 @@
         <w:tc>
           <w:p>
             <w:r>
-              <w:t>Management committee amendment: 22 Feb 2019</w:t>
-            </w:r>
-          </w:p>
-        </w:tc>
-        <w:tc>
-          <w:p>
-            <w:r>
-              <w:t>27 Feb 2019</w:t>
-            </w:r>
-          </w:p>
-        </w:tc>
-        <w:tc>
-          <w:p>
-            <w:r>
-              <w:t>6 May 2019</w:t>
+              <w:t>Management committee amendment: 22-Feb-2019</w:t>
+            </w:r>
+          </w:p>
+        </w:tc>
+        <w:tc>
+          <w:p>
+            <w:r>
+              <w:t>27-Feb-2019</w:t>
+            </w:r>
+          </w:p>
+        </w:tc>
+        <w:tc>
+          <w:p>
+            <w:r>
+              <w:t>06-May-2019</w:t>
             </w:r>
           </w:p>
         </w:tc>
@@ -7966,14 +6867,14 @@
         <w:tc>
           <w:p>
             <w:r>
-              <w:t>17 Dec 2019</w:t>
-            </w:r>
-          </w:p>
-        </w:tc>
-        <w:tc>
-          <w:p>
-            <w:r>
-              <w:t>24 Feb 2020</w:t>
+              <w:t>17-Dec-2019</w:t>
+            </w:r>
+          </w:p>
+        </w:tc>
+        <w:tc>
+          <w:p>
+            <w:r>
+              <w:t>24-Feb-2020</w:t>
             </w:r>
           </w:p>
         </w:tc>
@@ -7996,21 +6897,21 @@
         <w:tc>
           <w:p>
             <w:r>
-              <w:t>CE amendment 21 May 2020</w:t>
-            </w:r>
-          </w:p>
-        </w:tc>
-        <w:tc>
-          <w:p>
-            <w:r>
-              <w:t>21 May 2020</w:t>
-            </w:r>
-          </w:p>
-        </w:tc>
-        <w:tc>
-          <w:p>
-            <w:r>
-              <w:t>27 Jul 2020</w:t>
+              <w:t>CE amendment 21-May-2020</w:t>
+            </w:r>
+          </w:p>
+        </w:tc>
+        <w:tc>
+          <w:p>
+            <w:r>
+              <w:t>21-May-2020</w:t>
+            </w:r>
+          </w:p>
+        </w:tc>
+        <w:tc>
+          <w:p>
+            <w:r>
+              <w:t>27-Jul-2020</w:t>
             </w:r>
           </w:p>
         </w:tc>
@@ -8033,21 +6934,21 @@
         <w:tc>
           <w:p>
             <w:r>
-              <w:t>Board resolution 7 December 2020</w:t>
-            </w:r>
-          </w:p>
-        </w:tc>
-        <w:tc>
-          <w:p>
-            <w:r>
-              <w:t>10 Dec 2020</w:t>
-            </w:r>
-          </w:p>
-        </w:tc>
-        <w:tc>
-          <w:p>
-            <w:r>
-              <w:t>1 Mar 2021</w:t>
+              <w:t>Board resolution 07-Dec-2020</w:t>
+            </w:r>
+          </w:p>
+        </w:tc>
+        <w:tc>
+          <w:p>
+            <w:r>
+              <w:t>10-Dec-2020</w:t>
+            </w:r>
+          </w:p>
+        </w:tc>
+        <w:tc>
+          <w:p>
+            <w:r>
+              <w:t>01-Mar-2021</w:t>
             </w:r>
           </w:p>
         </w:tc>
@@ -8070,21 +6971,21 @@
         <w:tc>
           <w:p>
             <w:r>
-              <w:t>Board resolution 7 December 2020</w:t>
-            </w:r>
-          </w:p>
-        </w:tc>
-        <w:tc>
-          <w:p>
-            <w:r>
-              <w:t>10 Dec 2020</w:t>
-            </w:r>
-          </w:p>
-        </w:tc>
-        <w:tc>
-          <w:p>
-            <w:r>
-              <w:t>31 May 2021</w:t>
+              <w:t>Board resolution 07-Dec-2020</w:t>
+            </w:r>
+          </w:p>
+        </w:tc>
+        <w:tc>
+          <w:p>
+            <w:r>
+              <w:t>10-Dec-2020</w:t>
+            </w:r>
+          </w:p>
+        </w:tc>
+        <w:tc>
+          <w:p>
+            <w:r>
+              <w:t>31-May-2021</w:t>
             </w:r>
           </w:p>
         </w:tc>
@@ -8107,21 +7008,21 @@
         <w:tc>
           <w:p>
             <w:r>
-              <w:t>Board resolution 3 May 21 and chief executive amendment 7 May 2021</w:t>
-            </w:r>
-          </w:p>
-        </w:tc>
-        <w:tc>
-          <w:p>
-            <w:r>
-              <w:t>7 May 2021</w:t>
-            </w:r>
-          </w:p>
-        </w:tc>
-        <w:tc>
-          <w:p>
-            <w:r>
-              <w:t>12 Jul 2021</w:t>
+              <w:t>Board resolution 03-May-21 and chief executive amendment 07-May-2021</w:t>
+            </w:r>
+          </w:p>
+        </w:tc>
+        <w:tc>
+          <w:p>
+            <w:r>
+              <w:t>07-May-2021</w:t>
+            </w:r>
+          </w:p>
+        </w:tc>
+        <w:tc>
+          <w:p>
+            <w:r>
+              <w:t>12-Jul-2021</w:t>
             </w:r>
           </w:p>
         </w:tc>

--- a/dist/docx/overview.docx
+++ b/dist/docx/overview.docx
@@ -4487,18 +4487,6 @@
               <w:t>SWIFT FINplus is owned, operated, and managed by SWIFT.</w:t>
             </w:r>
           </w:p>
-        </w:tc>
-      </w:tr>
-      <w:tr>
-        <w:tc>
-          <w:p>
-            <w:r>
-              <w:t>SWIFT FINCopy</w:t>
-            </w:r>
-          </w:p>
-        </w:tc>
-        <w:tc>
-          <w:p/>
         </w:tc>
       </w:tr>
       <w:tr>
@@ -5909,30 +5897,6 @@
               <w:t>Legal Entity Identifier. A 20 character unique identifier allocated to organisations using the ISO 17442 format.</w:t>
             </w:r>
           </w:p>
-        </w:tc>
-      </w:tr>
-      <w:tr>
-        <w:tc>
-          <w:p>
-            <w:r>
-              <w:t>Ordering customer</w:t>
-            </w:r>
-          </w:p>
-        </w:tc>
-        <w:tc>
-          <w:p/>
-        </w:tc>
-      </w:tr>
-      <w:tr>
-        <w:tc>
-          <w:p>
-            <w:r>
-              <w:t>Ordering institution</w:t>
-            </w:r>
-          </w:p>
-        </w:tc>
-        <w:tc>
-          <w:p/>
         </w:tc>
       </w:tr>
       <w:tr>
